--- a/事業計画/総数引受契約書_城戸様_BrasserieThierryMarx_20261028.docx
+++ b/事業計画/総数引受契約書_城戸様_BrasserieThierryMarx_20261028.docx
@@ -1395,7 +1395,7 @@
         <w:rPr>
           <w:rFonts w:ascii="游明朝" w:eastAsia="游明朝" w:hAnsi="游明朝" w:hint="eastAsia"/>
         </w:rPr>
-        <w:t xml:space="preserve">本契約の成立を証するため本書３通を作成し、甲、乙及び丙が記名押印のうえ、各１通を保有する。</w:t>
+        <w:t xml:space="preserve">本契約の成立を証するため、本契約の電磁的記録を作成し、甲、乙及び丙が合意の後電子署名を施し、各自その電磁的記録を保管する。</w:t>
       </w:r>
     </w:p>
     <w:p>
@@ -1478,7 +1478,7 @@
         <w:rPr>
           <w:rFonts w:ascii="游明朝" w:eastAsia="游明朝" w:hAnsi="游明朝" w:hint="eastAsia"/>
         </w:rPr>
-        <w:t xml:space="preserve">代表取締役　中野邦人　　　　　　　　印</w:t>
+        <w:t xml:space="preserve">代表取締役　中野邦人</w:t>
       </w:r>
     </w:p>
     <w:p>
@@ -1529,12 +1529,6 @@
         </w:rPr>
         <w:t xml:space="preserve">【　　】</w:t>
       </w:r>
-      <w:r>
-        <w:rPr>
-          <w:rFonts w:ascii="游明朝" w:eastAsia="游明朝" w:hAnsi="游明朝" w:hint="eastAsia"/>
-        </w:rPr>
-        <w:t xml:space="preserve">　　　　　　　　　　　　　印</w:t>
-      </w:r>
     </w:p>
     <w:p>
       <w:pPr>
@@ -1582,7 +1576,7 @@
         <w:rPr>
           <w:rFonts w:ascii="游明朝" w:eastAsia="游明朝" w:hAnsi="游明朝" w:hint="eastAsia"/>
         </w:rPr>
-        <w:t xml:space="preserve">代表取締役　中野 邦人　　　　　　　　　印</w:t>
+        <w:t xml:space="preserve">代表取締役　中野 邦人</w:t>
       </w:r>
     </w:p>
     <w:p>
